--- a/docs/Manual de administracion - Red Las Lagunitas v2.docx
+++ b/docs/Manual de administracion - Red Las Lagunitas v2.docx
@@ -16,7 +16,7 @@
         <w:rPr>
           <w:b/>
         </w:rPr>
-        <w:t>Versión 2.0</w:t>
+        <w:t>Versión 2.1</w:t>
       </w:r>
       <w:r>
         <w:t xml:space="preserve"> · Zabbix 7.0 LTS · Red Comunitaria y Científica Las Lagunitas</w:t>
@@ -32,6 +32,16 @@
           <w:u w:val="single"/>
         </w:rPr>
         <w:t>Guía de implementación</w:t>
+      </w:r>
+      <w:r>
+        <w:t xml:space="preserve"> y la incorporación de equipos en la </w:t>
+      </w:r>
+      <w:r>
+        <w:rPr>
+          <w:color w:val="0A72B8"/>
+          <w:u w:val="single"/>
+        </w:rPr>
+        <w:t>Guía de integración de equipos</w:t>
       </w:r>
       <w:r>
         <w:t>.</w:t>
@@ -224,7 +234,166 @@
               <w:rPr>
                 <w:sz w:val="18"/>
               </w:rPr>
-              <w:t>Torre (backbone), Nodo intermedio, Hogar, Institución, Access point (laboratorio).</w:t>
+              <w:t>Gateway (salida a Internet), Torre (backbone), Nodo intermedio, Hogar, Institución, Access point.</w:t>
+            </w:r>
+          </w:p>
+        </w:tc>
+      </w:tr>
+      <w:tr>
+        <w:tc>
+          <w:tcPr>
+            <w:tcW w:type="dxa" w:w="4873"/>
+          </w:tcPr>
+          <w:p>
+            <w:pPr>
+              <w:spacing w:after="40"/>
+            </w:pPr>
+            <w:r>
+              <w:rPr>
+                <w:sz w:val="18"/>
+              </w:rPr>
+            </w:r>
+            <w:r>
+              <w:rPr>
+                <w:b/>
+                <w:sz w:val="18"/>
+              </w:rPr>
+              <w:t>Sitio y dispositivos</w:t>
+            </w:r>
+          </w:p>
+        </w:tc>
+        <w:tc>
+          <w:tcPr>
+            <w:tcW w:type="dxa" w:w="4873"/>
+          </w:tcPr>
+          <w:p>
+            <w:pPr>
+              <w:spacing w:after="40"/>
+            </w:pPr>
+            <w:r>
+              <w:rPr>
+                <w:sz w:val="18"/>
+              </w:rPr>
+            </w:r>
+            <w:r>
+              <w:rPr>
+                <w:sz w:val="18"/>
+              </w:rPr>
+              <w:t xml:space="preserve">Un sitio del mapa (torre, nodo, hogar) puede tener varios equipos con IP: el principal y sus </w:t>
+            </w:r>
+            <w:r>
+              <w:rPr>
+                <w:i/>
+                <w:sz w:val="18"/>
+              </w:rPr>
+              <w:t>dispositivos</w:t>
+            </w:r>
+            <w:r>
+              <w:rPr>
+                <w:sz w:val="18"/>
+              </w:rPr>
+              <w:t xml:space="preserve"> (por ejemplo, la radio que recibe, el AP que retransmite y el router del hogar). Cada uno es un host con sus propias métricas.</w:t>
+            </w:r>
+          </w:p>
+        </w:tc>
+      </w:tr>
+      <w:tr>
+        <w:tc>
+          <w:tcPr>
+            <w:tcW w:type="dxa" w:w="4873"/>
+          </w:tcPr>
+          <w:p>
+            <w:pPr>
+              <w:spacing w:after="40"/>
+            </w:pPr>
+            <w:r>
+              <w:rPr>
+                <w:sz w:val="18"/>
+              </w:rPr>
+            </w:r>
+            <w:r>
+              <w:rPr>
+                <w:b/>
+                <w:sz w:val="18"/>
+              </w:rPr>
+              <w:t>Perfiles</w:t>
+            </w:r>
+          </w:p>
+        </w:tc>
+        <w:tc>
+          <w:tcPr>
+            <w:tcW w:type="dxa" w:w="4873"/>
+          </w:tcPr>
+          <w:p>
+            <w:pPr>
+              <w:spacing w:after="40"/>
+            </w:pPr>
+            <w:r>
+              <w:rPr>
+                <w:sz w:val="18"/>
+              </w:rPr>
+            </w:r>
+            <w:r>
+              <w:rPr>
+                <w:sz w:val="18"/>
+              </w:rPr>
+              <w:t xml:space="preserve">Cómo se monitorea cada equipo: </w:t>
+            </w:r>
+            <w:r>
+              <w:rPr>
+                <w:rFonts w:ascii="Consolas" w:hAnsi="Consolas"/>
+                <w:color w:val="8A1C3A"/>
+                <w:sz w:val="18"/>
+              </w:rPr>
+              <w:t>icmp</w:t>
+            </w:r>
+            <w:r>
+              <w:rPr>
+                <w:sz w:val="18"/>
+              </w:rPr>
+              <w:t xml:space="preserve"> (disponibilidad), </w:t>
+            </w:r>
+            <w:r>
+              <w:rPr>
+                <w:rFonts w:ascii="Consolas" w:hAnsi="Consolas"/>
+                <w:color w:val="8A1C3A"/>
+                <w:sz w:val="18"/>
+              </w:rPr>
+              <w:t>airos_snmp</w:t>
+            </w:r>
+            <w:r>
+              <w:rPr>
+                <w:sz w:val="18"/>
+              </w:rPr>
+              <w:t xml:space="preserve"> (radios airMAX), </w:t>
+            </w:r>
+            <w:r>
+              <w:rPr>
+                <w:rFonts w:ascii="Consolas" w:hAnsi="Consolas"/>
+                <w:color w:val="8A1C3A"/>
+                <w:sz w:val="18"/>
+              </w:rPr>
+              <w:t>mikrotik_snmp</w:t>
+            </w:r>
+            <w:r>
+              <w:rPr>
+                <w:sz w:val="18"/>
+              </w:rPr>
+              <w:t xml:space="preserve"> (routers Mikrotik), </w:t>
+            </w:r>
+            <w:r>
+              <w:rPr>
+                <w:rFonts w:ascii="Consolas" w:hAnsi="Consolas"/>
+                <w:color w:val="8A1C3A"/>
+                <w:sz w:val="18"/>
+              </w:rPr>
+              <w:t>unifi_api</w:t>
+            </w:r>
+            <w:r>
+              <w:rPr>
+                <w:sz w:val="18"/>
+              </w:rPr>
+              <w:t xml:space="preserve"> (AP UniFi).</w:t>
             </w:r>
           </w:p>
         </w:tc>
@@ -588,6 +757,20 @@
                 <w:color w:val="8A1C3A"/>
                 <w:sz w:val="18"/>
               </w:rPr>
+              <w:t>Gateway</w:t>
+            </w:r>
+            <w:r>
+              <w:rPr>
+                <w:sz w:val="18"/>
+              </w:rPr>
+              <w:t xml:space="preserve">, </w:t>
+            </w:r>
+            <w:r>
+              <w:rPr>
+                <w:rFonts w:ascii="Consolas" w:hAnsi="Consolas"/>
+                <w:color w:val="8A1C3A"/>
+                <w:sz w:val="18"/>
+              </w:rPr>
               <w:t>Torres</w:t>
             </w:r>
             <w:r>
@@ -677,6 +860,34 @@
                 <w:sz w:val="18"/>
               </w:rPr>
               <w:t>Lagunitas - Disponibilidad ICMP</w:t>
+            </w:r>
+            <w:r>
+              <w:rPr>
+                <w:sz w:val="18"/>
+              </w:rPr>
+              <w:t xml:space="preserve">, </w:t>
+            </w:r>
+            <w:r>
+              <w:rPr>
+                <w:rFonts w:ascii="Consolas" w:hAnsi="Consolas"/>
+                <w:color w:val="8A1C3A"/>
+                <w:sz w:val="18"/>
+              </w:rPr>
+              <w:t>Lagunitas - Ubiquiti airMAX por SNMP</w:t>
+            </w:r>
+            <w:r>
+              <w:rPr>
+                <w:sz w:val="18"/>
+              </w:rPr>
+              <w:t xml:space="preserve">, </w:t>
+            </w:r>
+            <w:r>
+              <w:rPr>
+                <w:rFonts w:ascii="Consolas" w:hAnsi="Consolas"/>
+                <w:color w:val="8A1C3A"/>
+                <w:sz w:val="18"/>
+              </w:rPr>
+              <w:t>Lagunitas - Mikrotik por SNMP</w:t>
             </w:r>
             <w:r>
               <w:rPr>
@@ -1337,12 +1548,21 @@
         <w:t>Tablas por rol</w:t>
       </w:r>
       <w:r>
-        <w:t xml:space="preserve"> con disponibilidad de 24 h, latencia, pérdida, equipo del que depende y</w:t>
+        <w:t xml:space="preserve"> con disponibilidad de 24 h, latencia, pérdida, </w:t>
+      </w:r>
+      <w:r>
+        <w:rPr>
+          <w:b/>
+        </w:rPr>
+        <w:t>enlace / energía</w:t>
+      </w:r>
+      <w:r>
+        <w:t xml:space="preserve"> (señal y</w:t>
       </w:r>
     </w:p>
     <w:p>
       <w:r>
-        <w:t>problemas activos. Las filas problemáticas se ordenan primero.</w:t>
+        <w:t>CCQ en radios airMAX; voltaje y clientes DHCP en el Mikrotik), equipo del que depende y problemas activos. Las filas problemáticas se ordenan primero.</w:t>
       </w:r>
     </w:p>
     <w:p>
@@ -1370,12 +1590,83 @@
         <w:t>Resumen</w:t>
       </w:r>
       <w:r>
-        <w:t>: indicadores, datos del equipo y accesos directos (dashboard del equipo, últimos</w:t>
+        <w:t>: indicadores, datos del equipo (función, modelo, firmware, sitio) y accesos</w:t>
       </w:r>
     </w:p>
     <w:p>
       <w:r>
-        <w:t>datos, problemas, configuración).</w:t>
+        <w:t>directos (detalle técnico de 7 días, dashboard del equipo, últimos datos, problemas, configuración).</w:t>
+      </w:r>
+    </w:p>
+    <w:p>
+      <w:pPr>
+        <w:pStyle w:val="ListBullet2"/>
+      </w:pPr>
+      <w:r>
+        <w:rPr>
+          <w:i/>
+        </w:rPr>
+        <w:t>Radio</w:t>
+      </w:r>
+      <w:r>
+        <w:t xml:space="preserve"> (airMAX): señal, ruido, SNR, CCQ, calidad y capacidad airMAX, modo, SSID, frecuencia,</w:t>
+      </w:r>
+    </w:p>
+    <w:p>
+      <w:r>
+        <w:t>ancho de canal, potencia, distancia, antena, DFS, tasas TX/RX, CPU/memoria, temperatura.</w:t>
+      </w:r>
+    </w:p>
+    <w:p>
+      <w:pPr>
+        <w:pStyle w:val="ListBullet2"/>
+      </w:pPr>
+      <w:r>
+        <w:rPr>
+          <w:i/>
+        </w:rPr>
+        <w:t>Estaciones</w:t>
+      </w:r>
+      <w:r>
+        <w:t xml:space="preserve"> (airMAX): cada equipo conectado a la radio con su señal, ruido, CCQ, calidad,</w:t>
+      </w:r>
+    </w:p>
+    <w:p>
+      <w:r>
+        <w:t>capacidad, tasas, distancia, latencia y tiempo conectado.</w:t>
+      </w:r>
+    </w:p>
+    <w:p>
+      <w:pPr>
+        <w:pStyle w:val="ListBullet2"/>
+      </w:pPr>
+      <w:r>
+        <w:rPr>
+          <w:i/>
+        </w:rPr>
+        <w:t>Router y energía</w:t>
+      </w:r>
+      <w:r>
+        <w:t xml:space="preserve"> (Mikrotik): voltaje, CPU, memoria, temperatura, clientes DHCP, estado de</w:t>
+      </w:r>
+    </w:p>
+    <w:p>
+      <w:r>
+        <w:t>Internet (PPPoE), modelo, RouterOS, firmware, número de serie.</w:t>
+      </w:r>
+    </w:p>
+    <w:p>
+      <w:pPr>
+        <w:pStyle w:val="ListBullet2"/>
+      </w:pPr>
+      <w:r>
+        <w:rPr>
+          <w:i/>
+        </w:rPr>
+        <w:t>Interfaces</w:t>
+      </w:r>
+      <w:r>
+        <w:t>: estado, tráfico entrante/saliente, errores y velocidad de cada interfaz.</w:t>
       </w:r>
     </w:p>
     <w:p>
@@ -3358,6 +3649,1033 @@
     </w:p>
     <w:p>
       <w:pPr>
+        <w:pStyle w:val="Heading3"/>
+      </w:pPr>
+      <w:r>
+        <w:t>4.6 Cómo leer las métricas de radio y energía</w:t>
+      </w:r>
+    </w:p>
+    <w:tbl>
+      <w:tblPr>
+        <w:tblStyle w:val="TableGrid"/>
+        <w:tblW w:type="auto" w:w="0"/>
+        <w:jc w:val="center"/>
+        <w:tblLook w:firstColumn="1" w:firstRow="1" w:lastColumn="0" w:lastRow="0" w:noHBand="0" w:noVBand="1" w:val="04A0"/>
+      </w:tblPr>
+      <w:tblGrid>
+        <w:gridCol w:w="1949"/>
+        <w:gridCol w:w="1949"/>
+        <w:gridCol w:w="1949"/>
+        <w:gridCol w:w="1949"/>
+        <w:gridCol w:w="1949"/>
+      </w:tblGrid>
+      <w:tr>
+        <w:tc>
+          <w:tcPr>
+            <w:tcW w:type="dxa" w:w="1949"/>
+            <w:shd w:val="clear" w:color="auto" w:fill="1F3A5F"/>
+          </w:tcPr>
+          <w:p>
+            <w:pPr>
+              <w:spacing w:after="40"/>
+            </w:pPr>
+            <w:r>
+              <w:rPr>
+                <w:b/>
+                <w:color w:val="FFFFFF"/>
+                <w:sz w:val="18"/>
+              </w:rPr>
+            </w:r>
+            <w:r>
+              <w:rPr>
+                <w:b/>
+                <w:color w:val="FFFFFF"/>
+                <w:sz w:val="18"/>
+              </w:rPr>
+              <w:t>Métrica</w:t>
+            </w:r>
+          </w:p>
+        </w:tc>
+        <w:tc>
+          <w:tcPr>
+            <w:tcW w:type="dxa" w:w="1949"/>
+            <w:shd w:val="clear" w:color="auto" w:fill="1F3A5F"/>
+          </w:tcPr>
+          <w:p>
+            <w:pPr>
+              <w:spacing w:after="40"/>
+            </w:pPr>
+            <w:r>
+              <w:rPr>
+                <w:b/>
+                <w:color w:val="FFFFFF"/>
+                <w:sz w:val="18"/>
+              </w:rPr>
+            </w:r>
+            <w:r>
+              <w:rPr>
+                <w:b/>
+                <w:color w:val="FFFFFF"/>
+                <w:sz w:val="18"/>
+              </w:rPr>
+              <w:t>Bien</w:t>
+            </w:r>
+          </w:p>
+        </w:tc>
+        <w:tc>
+          <w:tcPr>
+            <w:tcW w:type="dxa" w:w="1949"/>
+            <w:shd w:val="clear" w:color="auto" w:fill="1F3A5F"/>
+          </w:tcPr>
+          <w:p>
+            <w:pPr>
+              <w:spacing w:after="40"/>
+            </w:pPr>
+            <w:r>
+              <w:rPr>
+                <w:b/>
+                <w:color w:val="FFFFFF"/>
+                <w:sz w:val="18"/>
+              </w:rPr>
+            </w:r>
+            <w:r>
+              <w:rPr>
+                <w:b/>
+                <w:color w:val="FFFFFF"/>
+                <w:sz w:val="18"/>
+              </w:rPr>
+              <w:t>Revisar</w:t>
+            </w:r>
+          </w:p>
+        </w:tc>
+        <w:tc>
+          <w:tcPr>
+            <w:tcW w:type="dxa" w:w="1949"/>
+            <w:shd w:val="clear" w:color="auto" w:fill="1F3A5F"/>
+          </w:tcPr>
+          <w:p>
+            <w:pPr>
+              <w:spacing w:after="40"/>
+            </w:pPr>
+            <w:r>
+              <w:rPr>
+                <w:b/>
+                <w:color w:val="FFFFFF"/>
+                <w:sz w:val="18"/>
+              </w:rPr>
+            </w:r>
+            <w:r>
+              <w:rPr>
+                <w:b/>
+                <w:color w:val="FFFFFF"/>
+                <w:sz w:val="18"/>
+              </w:rPr>
+              <w:t>Mal</w:t>
+            </w:r>
+          </w:p>
+        </w:tc>
+        <w:tc>
+          <w:tcPr>
+            <w:tcW w:type="dxa" w:w="1949"/>
+            <w:shd w:val="clear" w:color="auto" w:fill="1F3A5F"/>
+          </w:tcPr>
+          <w:p>
+            <w:pPr>
+              <w:spacing w:after="40"/>
+            </w:pPr>
+            <w:r>
+              <w:rPr>
+                <w:b/>
+                <w:color w:val="FFFFFF"/>
+                <w:sz w:val="18"/>
+              </w:rPr>
+            </w:r>
+            <w:r>
+              <w:rPr>
+                <w:b/>
+                <w:color w:val="FFFFFF"/>
+                <w:sz w:val="18"/>
+              </w:rPr>
+              <w:t>Acción típica</w:t>
+            </w:r>
+          </w:p>
+        </w:tc>
+      </w:tr>
+      <w:tr>
+        <w:tc>
+          <w:tcPr>
+            <w:tcW w:type="dxa" w:w="1949"/>
+          </w:tcPr>
+          <w:p>
+            <w:pPr>
+              <w:spacing w:after="40"/>
+            </w:pPr>
+            <w:r>
+              <w:rPr>
+                <w:sz w:val="18"/>
+              </w:rPr>
+            </w:r>
+            <w:r>
+              <w:rPr>
+                <w:sz w:val="18"/>
+              </w:rPr>
+              <w:t>Señal (airMAX)</w:t>
+            </w:r>
+          </w:p>
+        </w:tc>
+        <w:tc>
+          <w:tcPr>
+            <w:tcW w:type="dxa" w:w="1949"/>
+          </w:tcPr>
+          <w:p>
+            <w:pPr>
+              <w:spacing w:after="40"/>
+            </w:pPr>
+            <w:r>
+              <w:rPr>
+                <w:sz w:val="18"/>
+              </w:rPr>
+            </w:r>
+            <w:r>
+              <w:rPr>
+                <w:sz w:val="18"/>
+              </w:rPr>
+              <w:t>-50 a -65 dBm</w:t>
+            </w:r>
+          </w:p>
+        </w:tc>
+        <w:tc>
+          <w:tcPr>
+            <w:tcW w:type="dxa" w:w="1949"/>
+          </w:tcPr>
+          <w:p>
+            <w:pPr>
+              <w:spacing w:after="40"/>
+            </w:pPr>
+            <w:r>
+              <w:rPr>
+                <w:sz w:val="18"/>
+              </w:rPr>
+            </w:r>
+            <w:r>
+              <w:rPr>
+                <w:sz w:val="18"/>
+              </w:rPr>
+              <w:t>-65 a -75 dBm</w:t>
+            </w:r>
+          </w:p>
+        </w:tc>
+        <w:tc>
+          <w:tcPr>
+            <w:tcW w:type="dxa" w:w="1949"/>
+          </w:tcPr>
+          <w:p>
+            <w:pPr>
+              <w:spacing w:after="40"/>
+            </w:pPr>
+            <w:r>
+              <w:rPr>
+                <w:sz w:val="18"/>
+              </w:rPr>
+            </w:r>
+            <w:r>
+              <w:rPr>
+                <w:sz w:val="18"/>
+              </w:rPr>
+              <w:t>&lt; -75 dBm</w:t>
+            </w:r>
+          </w:p>
+        </w:tc>
+        <w:tc>
+          <w:tcPr>
+            <w:tcW w:type="dxa" w:w="1949"/>
+          </w:tcPr>
+          <w:p>
+            <w:pPr>
+              <w:spacing w:after="40"/>
+            </w:pPr>
+            <w:r>
+              <w:rPr>
+                <w:sz w:val="18"/>
+              </w:rPr>
+            </w:r>
+            <w:r>
+              <w:rPr>
+                <w:sz w:val="18"/>
+              </w:rPr>
+              <w:t>Alineación, obstrucciones (árboles), potencia del otro extremo</w:t>
+            </w:r>
+          </w:p>
+        </w:tc>
+      </w:tr>
+      <w:tr>
+        <w:tc>
+          <w:tcPr>
+            <w:tcW w:type="dxa" w:w="1949"/>
+          </w:tcPr>
+          <w:p>
+            <w:pPr>
+              <w:spacing w:after="40"/>
+            </w:pPr>
+            <w:r>
+              <w:rPr>
+                <w:sz w:val="18"/>
+              </w:rPr>
+            </w:r>
+            <w:r>
+              <w:rPr>
+                <w:sz w:val="18"/>
+              </w:rPr>
+              <w:t>Piso de ruido</w:t>
+            </w:r>
+          </w:p>
+        </w:tc>
+        <w:tc>
+          <w:tcPr>
+            <w:tcW w:type="dxa" w:w="1949"/>
+          </w:tcPr>
+          <w:p>
+            <w:pPr>
+              <w:spacing w:after="40"/>
+            </w:pPr>
+            <w:r>
+              <w:rPr>
+                <w:sz w:val="18"/>
+              </w:rPr>
+            </w:r>
+            <w:r>
+              <w:rPr>
+                <w:sz w:val="18"/>
+              </w:rPr>
+              <w:t>-90 a -100 dBm</w:t>
+            </w:r>
+          </w:p>
+        </w:tc>
+        <w:tc>
+          <w:tcPr>
+            <w:tcW w:type="dxa" w:w="1949"/>
+          </w:tcPr>
+          <w:p>
+            <w:pPr>
+              <w:spacing w:after="40"/>
+            </w:pPr>
+            <w:r>
+              <w:rPr>
+                <w:sz w:val="18"/>
+              </w:rPr>
+            </w:r>
+            <w:r>
+              <w:rPr>
+                <w:sz w:val="18"/>
+              </w:rPr>
+              <w:t>-85 a -90 dBm</w:t>
+            </w:r>
+          </w:p>
+        </w:tc>
+        <w:tc>
+          <w:tcPr>
+            <w:tcW w:type="dxa" w:w="1949"/>
+          </w:tcPr>
+          <w:p>
+            <w:pPr>
+              <w:spacing w:after="40"/>
+            </w:pPr>
+            <w:r>
+              <w:rPr>
+                <w:sz w:val="18"/>
+              </w:rPr>
+            </w:r>
+            <w:r>
+              <w:rPr>
+                <w:sz w:val="18"/>
+              </w:rPr>
+              <w:t>&gt; -85 dBm</w:t>
+            </w:r>
+          </w:p>
+        </w:tc>
+        <w:tc>
+          <w:tcPr>
+            <w:tcW w:type="dxa" w:w="1949"/>
+          </w:tcPr>
+          <w:p>
+            <w:pPr>
+              <w:spacing w:after="40"/>
+            </w:pPr>
+            <w:r>
+              <w:rPr>
+                <w:sz w:val="18"/>
+              </w:rPr>
+            </w:r>
+            <w:r>
+              <w:rPr>
+                <w:sz w:val="18"/>
+              </w:rPr>
+              <w:t>Interferencia: cambiar frecuencia o reducir ancho de canal (airView)</w:t>
+            </w:r>
+          </w:p>
+        </w:tc>
+      </w:tr>
+      <w:tr>
+        <w:tc>
+          <w:tcPr>
+            <w:tcW w:type="dxa" w:w="1949"/>
+          </w:tcPr>
+          <w:p>
+            <w:pPr>
+              <w:spacing w:after="40"/>
+            </w:pPr>
+            <w:r>
+              <w:rPr>
+                <w:sz w:val="18"/>
+              </w:rPr>
+            </w:r>
+            <w:r>
+              <w:rPr>
+                <w:sz w:val="18"/>
+              </w:rPr>
+              <w:t>SNR</w:t>
+            </w:r>
+          </w:p>
+        </w:tc>
+        <w:tc>
+          <w:tcPr>
+            <w:tcW w:type="dxa" w:w="1949"/>
+          </w:tcPr>
+          <w:p>
+            <w:pPr>
+              <w:spacing w:after="40"/>
+            </w:pPr>
+            <w:r>
+              <w:rPr>
+                <w:sz w:val="18"/>
+              </w:rPr>
+            </w:r>
+            <w:r>
+              <w:rPr>
+                <w:sz w:val="18"/>
+              </w:rPr>
+              <w:t>&gt; 30 dB</w:t>
+            </w:r>
+          </w:p>
+        </w:tc>
+        <w:tc>
+          <w:tcPr>
+            <w:tcW w:type="dxa" w:w="1949"/>
+          </w:tcPr>
+          <w:p>
+            <w:pPr>
+              <w:spacing w:after="40"/>
+            </w:pPr>
+            <w:r>
+              <w:rPr>
+                <w:sz w:val="18"/>
+              </w:rPr>
+            </w:r>
+            <w:r>
+              <w:rPr>
+                <w:sz w:val="18"/>
+              </w:rPr>
+              <w:t>20–30 dB</w:t>
+            </w:r>
+          </w:p>
+        </w:tc>
+        <w:tc>
+          <w:tcPr>
+            <w:tcW w:type="dxa" w:w="1949"/>
+          </w:tcPr>
+          <w:p>
+            <w:pPr>
+              <w:spacing w:after="40"/>
+            </w:pPr>
+            <w:r>
+              <w:rPr>
+                <w:sz w:val="18"/>
+              </w:rPr>
+            </w:r>
+            <w:r>
+              <w:rPr>
+                <w:sz w:val="18"/>
+              </w:rPr>
+              <w:t>&lt; 15–20 dB</w:t>
+            </w:r>
+          </w:p>
+        </w:tc>
+        <w:tc>
+          <w:tcPr>
+            <w:tcW w:type="dxa" w:w="1949"/>
+          </w:tcPr>
+          <w:p>
+            <w:pPr>
+              <w:spacing w:after="40"/>
+            </w:pPr>
+            <w:r>
+              <w:rPr>
+                <w:sz w:val="18"/>
+              </w:rPr>
+            </w:r>
+            <w:r>
+              <w:rPr>
+                <w:sz w:val="18"/>
+              </w:rPr>
+              <w:t>Mejorar señal o reducir ruido</w:t>
+            </w:r>
+          </w:p>
+        </w:tc>
+      </w:tr>
+      <w:tr>
+        <w:tc>
+          <w:tcPr>
+            <w:tcW w:type="dxa" w:w="1949"/>
+          </w:tcPr>
+          <w:p>
+            <w:pPr>
+              <w:spacing w:after="40"/>
+            </w:pPr>
+            <w:r>
+              <w:rPr>
+                <w:sz w:val="18"/>
+              </w:rPr>
+            </w:r>
+            <w:r>
+              <w:rPr>
+                <w:sz w:val="18"/>
+              </w:rPr>
+              <w:t>CCQ</w:t>
+            </w:r>
+          </w:p>
+        </w:tc>
+        <w:tc>
+          <w:tcPr>
+            <w:tcW w:type="dxa" w:w="1949"/>
+          </w:tcPr>
+          <w:p>
+            <w:pPr>
+              <w:spacing w:after="40"/>
+            </w:pPr>
+            <w:r>
+              <w:rPr>
+                <w:sz w:val="18"/>
+              </w:rPr>
+            </w:r>
+            <w:r>
+              <w:rPr>
+                <w:sz w:val="18"/>
+              </w:rPr>
+              <w:t>&gt; 90 %</w:t>
+            </w:r>
+          </w:p>
+        </w:tc>
+        <w:tc>
+          <w:tcPr>
+            <w:tcW w:type="dxa" w:w="1949"/>
+          </w:tcPr>
+          <w:p>
+            <w:pPr>
+              <w:spacing w:after="40"/>
+            </w:pPr>
+            <w:r>
+              <w:rPr>
+                <w:sz w:val="18"/>
+              </w:rPr>
+            </w:r>
+            <w:r>
+              <w:rPr>
+                <w:sz w:val="18"/>
+              </w:rPr>
+              <w:t>75–90 %</w:t>
+            </w:r>
+          </w:p>
+        </w:tc>
+        <w:tc>
+          <w:tcPr>
+            <w:tcW w:type="dxa" w:w="1949"/>
+          </w:tcPr>
+          <w:p>
+            <w:pPr>
+              <w:spacing w:after="40"/>
+            </w:pPr>
+            <w:r>
+              <w:rPr>
+                <w:sz w:val="18"/>
+              </w:rPr>
+            </w:r>
+            <w:r>
+              <w:rPr>
+                <w:sz w:val="18"/>
+              </w:rPr>
+              <w:t>&lt; 75 %</w:t>
+            </w:r>
+          </w:p>
+        </w:tc>
+        <w:tc>
+          <w:tcPr>
+            <w:tcW w:type="dxa" w:w="1949"/>
+          </w:tcPr>
+          <w:p>
+            <w:pPr>
+              <w:spacing w:after="40"/>
+            </w:pPr>
+            <w:r>
+              <w:rPr>
+                <w:sz w:val="18"/>
+              </w:rPr>
+            </w:r>
+            <w:r>
+              <w:rPr>
+                <w:sz w:val="18"/>
+              </w:rPr>
+              <w:t>Interferencia o señal marginal</w:t>
+            </w:r>
+          </w:p>
+        </w:tc>
+      </w:tr>
+      <w:tr>
+        <w:tc>
+          <w:tcPr>
+            <w:tcW w:type="dxa" w:w="1949"/>
+          </w:tcPr>
+          <w:p>
+            <w:pPr>
+              <w:spacing w:after="40"/>
+            </w:pPr>
+            <w:r>
+              <w:rPr>
+                <w:sz w:val="18"/>
+              </w:rPr>
+            </w:r>
+            <w:r>
+              <w:rPr>
+                <w:sz w:val="18"/>
+              </w:rPr>
+              <w:t>Calidad / capacidad airMAX</w:t>
+            </w:r>
+          </w:p>
+        </w:tc>
+        <w:tc>
+          <w:tcPr>
+            <w:tcW w:type="dxa" w:w="1949"/>
+          </w:tcPr>
+          <w:p>
+            <w:pPr>
+              <w:spacing w:after="40"/>
+            </w:pPr>
+            <w:r>
+              <w:rPr>
+                <w:sz w:val="18"/>
+              </w:rPr>
+            </w:r>
+            <w:r>
+              <w:rPr>
+                <w:sz w:val="18"/>
+              </w:rPr>
+              <w:t>&gt; 80 % / &gt; 60 %</w:t>
+            </w:r>
+          </w:p>
+        </w:tc>
+        <w:tc>
+          <w:tcPr>
+            <w:tcW w:type="dxa" w:w="1949"/>
+          </w:tcPr>
+          <w:p>
+            <w:pPr>
+              <w:spacing w:after="40"/>
+            </w:pPr>
+            <w:r>
+              <w:rPr>
+                <w:sz w:val="18"/>
+              </w:rPr>
+            </w:r>
+          </w:p>
+        </w:tc>
+        <w:tc>
+          <w:tcPr>
+            <w:tcW w:type="dxa" w:w="1949"/>
+          </w:tcPr>
+          <w:p>
+            <w:pPr>
+              <w:spacing w:after="40"/>
+            </w:pPr>
+            <w:r>
+              <w:rPr>
+                <w:sz w:val="18"/>
+              </w:rPr>
+            </w:r>
+            <w:r>
+              <w:rPr>
+                <w:sz w:val="18"/>
+              </w:rPr>
+              <w:t>&lt; 60 % / &lt; 40 %</w:t>
+            </w:r>
+          </w:p>
+        </w:tc>
+        <w:tc>
+          <w:tcPr>
+            <w:tcW w:type="dxa" w:w="1949"/>
+          </w:tcPr>
+          <w:p>
+            <w:pPr>
+              <w:spacing w:after="40"/>
+            </w:pPr>
+            <w:r>
+              <w:rPr>
+                <w:sz w:val="18"/>
+              </w:rPr>
+            </w:r>
+            <w:r>
+              <w:rPr>
+                <w:sz w:val="18"/>
+              </w:rPr>
+              <w:t>Enlace inestable o degradado</w:t>
+            </w:r>
+          </w:p>
+        </w:tc>
+      </w:tr>
+      <w:tr>
+        <w:tc>
+          <w:tcPr>
+            <w:tcW w:type="dxa" w:w="1949"/>
+          </w:tcPr>
+          <w:p>
+            <w:pPr>
+              <w:spacing w:after="40"/>
+            </w:pPr>
+            <w:r>
+              <w:rPr>
+                <w:sz w:val="18"/>
+              </w:rPr>
+            </w:r>
+            <w:r>
+              <w:rPr>
+                <w:sz w:val="18"/>
+              </w:rPr>
+              <w:t>Voltaje (Mikrotik, batería 12 V)</w:t>
+            </w:r>
+          </w:p>
+        </w:tc>
+        <w:tc>
+          <w:tcPr>
+            <w:tcW w:type="dxa" w:w="1949"/>
+          </w:tcPr>
+          <w:p>
+            <w:pPr>
+              <w:spacing w:after="40"/>
+            </w:pPr>
+            <w:r>
+              <w:rPr>
+                <w:sz w:val="18"/>
+              </w:rPr>
+            </w:r>
+            <w:r>
+              <w:rPr>
+                <w:sz w:val="18"/>
+              </w:rPr>
+              <w:t>12,4–13,8 V</w:t>
+            </w:r>
+          </w:p>
+        </w:tc>
+        <w:tc>
+          <w:tcPr>
+            <w:tcW w:type="dxa" w:w="1949"/>
+          </w:tcPr>
+          <w:p>
+            <w:pPr>
+              <w:spacing w:after="40"/>
+            </w:pPr>
+            <w:r>
+              <w:rPr>
+                <w:sz w:val="18"/>
+              </w:rPr>
+            </w:r>
+            <w:r>
+              <w:rPr>
+                <w:sz w:val="18"/>
+              </w:rPr>
+              <w:t>12,0–12,4 V</w:t>
+            </w:r>
+          </w:p>
+        </w:tc>
+        <w:tc>
+          <w:tcPr>
+            <w:tcW w:type="dxa" w:w="1949"/>
+          </w:tcPr>
+          <w:p>
+            <w:pPr>
+              <w:spacing w:after="40"/>
+            </w:pPr>
+            <w:r>
+              <w:rPr>
+                <w:sz w:val="18"/>
+              </w:rPr>
+            </w:r>
+            <w:r>
+              <w:rPr>
+                <w:sz w:val="18"/>
+              </w:rPr>
+              <w:t>&lt; 11,8 V o &gt;</w:t>
+            </w:r>
+            <w:r>
+              <w:rPr>
+                <w:sz w:val="18"/>
+              </w:rPr>
+              <w:t xml:space="preserve"> 14,8 V</w:t>
+            </w:r>
+          </w:p>
+        </w:tc>
+        <w:tc>
+          <w:tcPr>
+            <w:tcW w:type="dxa" w:w="1949"/>
+          </w:tcPr>
+          <w:p>
+            <w:pPr>
+              <w:spacing w:after="40"/>
+            </w:pPr>
+            <w:r>
+              <w:rPr>
+                <w:sz w:val="18"/>
+              </w:rPr>
+            </w:r>
+            <w:r>
+              <w:rPr>
+                <w:sz w:val="18"/>
+              </w:rPr>
+              <w:t>Panel sucio o sombreado, días nublados, batería o regulador</w:t>
+            </w:r>
+          </w:p>
+        </w:tc>
+      </w:tr>
+      <w:tr>
+        <w:tc>
+          <w:tcPr>
+            <w:tcW w:type="dxa" w:w="1949"/>
+          </w:tcPr>
+          <w:p>
+            <w:pPr>
+              <w:spacing w:after="40"/>
+            </w:pPr>
+            <w:r>
+              <w:rPr>
+                <w:sz w:val="18"/>
+              </w:rPr>
+            </w:r>
+            <w:r>
+              <w:rPr>
+                <w:sz w:val="18"/>
+              </w:rPr>
+              <w:t>Clientes DHCP</w:t>
+            </w:r>
+          </w:p>
+        </w:tc>
+        <w:tc>
+          <w:tcPr>
+            <w:tcW w:type="dxa" w:w="1949"/>
+          </w:tcPr>
+          <w:p>
+            <w:pPr>
+              <w:spacing w:after="40"/>
+            </w:pPr>
+            <w:r>
+              <w:rPr>
+                <w:sz w:val="18"/>
+              </w:rPr>
+            </w:r>
+            <w:r>
+              <w:rPr>
+                <w:sz w:val="18"/>
+              </w:rPr>
+              <w:t>habitual del sitio</w:t>
+            </w:r>
+          </w:p>
+        </w:tc>
+        <w:tc>
+          <w:tcPr>
+            <w:tcW w:type="dxa" w:w="1949"/>
+          </w:tcPr>
+          <w:p>
+            <w:pPr>
+              <w:spacing w:after="40"/>
+            </w:pPr>
+            <w:r>
+              <w:rPr>
+                <w:sz w:val="18"/>
+              </w:rPr>
+            </w:r>
+            <w:r>
+              <w:rPr>
+                <w:sz w:val="18"/>
+              </w:rPr>
+              <w:t>caída brusca</w:t>
+            </w:r>
+          </w:p>
+        </w:tc>
+        <w:tc>
+          <w:tcPr>
+            <w:tcW w:type="dxa" w:w="1949"/>
+          </w:tcPr>
+          <w:p>
+            <w:pPr>
+              <w:spacing w:after="40"/>
+            </w:pPr>
+            <w:r>
+              <w:rPr>
+                <w:sz w:val="18"/>
+              </w:rPr>
+            </w:r>
+            <w:r>
+              <w:rPr>
+                <w:sz w:val="18"/>
+              </w:rPr>
+              <w:t>0</w:t>
+            </w:r>
+          </w:p>
+        </w:tc>
+        <w:tc>
+          <w:tcPr>
+            <w:tcW w:type="dxa" w:w="1949"/>
+          </w:tcPr>
+          <w:p>
+            <w:pPr>
+              <w:spacing w:after="40"/>
+            </w:pPr>
+            <w:r>
+              <w:rPr>
+                <w:sz w:val="18"/>
+              </w:rPr>
+            </w:r>
+            <w:r>
+              <w:rPr>
+                <w:sz w:val="18"/>
+              </w:rPr>
+              <w:t>Falla de la red de distribución o del DHCP</w:t>
+            </w:r>
+          </w:p>
+        </w:tc>
+      </w:tr>
+      <w:tr>
+        <w:tc>
+          <w:tcPr>
+            <w:tcW w:type="dxa" w:w="1949"/>
+          </w:tcPr>
+          <w:p>
+            <w:pPr>
+              <w:spacing w:after="40"/>
+            </w:pPr>
+            <w:r>
+              <w:rPr>
+                <w:sz w:val="18"/>
+              </w:rPr>
+            </w:r>
+            <w:r>
+              <w:rPr>
+                <w:sz w:val="18"/>
+              </w:rPr>
+              <w:t>Temperatura</w:t>
+            </w:r>
+          </w:p>
+        </w:tc>
+        <w:tc>
+          <w:tcPr>
+            <w:tcW w:type="dxa" w:w="1949"/>
+          </w:tcPr>
+          <w:p>
+            <w:pPr>
+              <w:spacing w:after="40"/>
+            </w:pPr>
+            <w:r>
+              <w:rPr>
+                <w:sz w:val="18"/>
+              </w:rPr>
+            </w:r>
+            <w:r>
+              <w:rPr>
+                <w:sz w:val="18"/>
+              </w:rPr>
+              <w:t>&lt; 55 °C</w:t>
+            </w:r>
+          </w:p>
+        </w:tc>
+        <w:tc>
+          <w:tcPr>
+            <w:tcW w:type="dxa" w:w="1949"/>
+          </w:tcPr>
+          <w:p>
+            <w:pPr>
+              <w:spacing w:after="40"/>
+            </w:pPr>
+            <w:r>
+              <w:rPr>
+                <w:sz w:val="18"/>
+              </w:rPr>
+            </w:r>
+            <w:r>
+              <w:rPr>
+                <w:sz w:val="18"/>
+              </w:rPr>
+              <w:t>55–65 °C</w:t>
+            </w:r>
+          </w:p>
+        </w:tc>
+        <w:tc>
+          <w:tcPr>
+            <w:tcW w:type="dxa" w:w="1949"/>
+          </w:tcPr>
+          <w:p>
+            <w:pPr>
+              <w:spacing w:after="40"/>
+            </w:pPr>
+            <w:r>
+              <w:rPr>
+                <w:sz w:val="18"/>
+              </w:rPr>
+            </w:r>
+            <w:r>
+              <w:rPr>
+                <w:sz w:val="18"/>
+              </w:rPr>
+              <w:t>&gt; 65 °C</w:t>
+            </w:r>
+          </w:p>
+        </w:tc>
+        <w:tc>
+          <w:tcPr>
+            <w:tcW w:type="dxa" w:w="1949"/>
+          </w:tcPr>
+          <w:p>
+            <w:pPr>
+              <w:spacing w:after="40"/>
+            </w:pPr>
+            <w:r>
+              <w:rPr>
+                <w:sz w:val="18"/>
+              </w:rPr>
+            </w:r>
+            <w:r>
+              <w:rPr>
+                <w:sz w:val="18"/>
+              </w:rPr>
+              <w:t>Ventilación del gabinete, exposición solar</w:t>
+            </w:r>
+          </w:p>
+        </w:tc>
+      </w:tr>
+    </w:tbl>
+    <w:p/>
+    <w:p>
+      <w:r>
+        <w:t xml:space="preserve">Detalle completo y alertas asociadas en la </w:t>
+      </w:r>
+      <w:r>
+        <w:rPr>
+          <w:color w:val="0A72B8"/>
+          <w:u w:val="single"/>
+        </w:rPr>
+        <w:t>Guía de integración de equipos</w:t>
+      </w:r>
+      <w:r>
+        <w:t>.</w:t>
+      </w:r>
+    </w:p>
+    <w:p>
+      <w:pPr>
         <w:pStyle w:val="Heading2"/>
       </w:pPr>
       <w:r>
@@ -3377,7 +4695,16 @@
         <w:pStyle w:val="ListNumber"/>
       </w:pPr>
       <w:r>
-        <w:t xml:space="preserve">Elegir </w:t>
+        <w:t xml:space="preserve">Filtros: </w:t>
+      </w:r>
+      <w:r>
+        <w:rPr>
+          <w:b/>
+        </w:rPr>
+        <w:t>Tipo de reporte</w:t>
+      </w:r>
+      <w:r>
+        <w:t xml:space="preserve"> (técnico o gerencial), </w:t>
       </w:r>
       <w:r>
         <w:rPr>
@@ -3386,60 +4713,63 @@
         <w:t>Período</w:t>
       </w:r>
       <w:r>
-        <w:t xml:space="preserve"> (hoy, 24 h, 7 días, 30 días, mes actual, mes anterior o fechas), </w:t>
+        <w:t xml:space="preserve"> (hoy, 24 h, 7 días, 30 días, mes</w:t>
+      </w:r>
+    </w:p>
+    <w:p>
+      <w:r>
+        <w:t xml:space="preserve">actual, mes anterior o personalizado con fechas), </w:t>
       </w:r>
       <w:r>
         <w:rPr>
           <w:b/>
         </w:rPr>
-        <w:t>Rol</w:t>
-      </w:r>
-      <w:r>
-        <w:t>,</w:t>
-      </w:r>
-    </w:p>
-    <w:p>
+        <w:t>Grupo</w:t>
+      </w:r>
+      <w:r>
+        <w:t xml:space="preserve">, </w:t>
+      </w:r>
       <w:r>
         <w:rPr>
           <w:b/>
         </w:rPr>
-        <w:t>Objetivo (%)</w:t>
-      </w:r>
-      <w:r>
-        <w:t xml:space="preserve"> y </w:t>
+        <w:t>Equipo</w:t>
+      </w:r>
+      <w:r>
+        <w:t xml:space="preserve">, </w:t>
       </w:r>
       <w:r>
         <w:rPr>
           <w:b/>
         </w:rPr>
-        <w:t>Vista</w:t>
-      </w:r>
-      <w:r>
-        <w:t xml:space="preserve"> (</w:t>
-      </w:r>
-      <w:r>
-        <w:rPr>
-          <w:i/>
-        </w:rPr>
-        <w:t>Técnica</w:t>
-      </w:r>
-      <w:r>
-        <w:t xml:space="preserve"> o </w:t>
-      </w:r>
-      <w:r>
-        <w:rPr>
-          <w:i/>
-        </w:rPr>
-        <w:t>Gerencial</w:t>
-      </w:r>
-      <w:r>
-        <w:t xml:space="preserve">), y pulsar </w:t>
+        <w:t>Tipo de equipo</w:t>
+      </w:r>
+      <w:r>
+        <w:t xml:space="preserve"> (radios airMAX, Mikrotik, solo ICMP, AP UniFi), </w:t>
       </w:r>
       <w:r>
         <w:rPr>
           <w:b/>
         </w:rPr>
-        <w:t>Generar</w:t>
+        <w:t>Mantenimientos</w:t>
+      </w:r>
+      <w:r>
+        <w:t xml:space="preserve"> (excluir o incluir los eventos suprimidos) y </w:t>
+      </w:r>
+      <w:r>
+        <w:rPr>
+          <w:b/>
+        </w:rPr>
+        <w:t>SLA objetivo</w:t>
+      </w:r>
+      <w:r>
+        <w:t xml:space="preserve">. Pulsar </w:t>
+      </w:r>
+      <w:r>
+        <w:rPr>
+          <w:b/>
+        </w:rPr>
+        <w:t>Generar reporte</w:t>
       </w:r>
       <w:r>
         <w:t>.</w:t>
@@ -3450,12 +4780,18 @@
         <w:pStyle w:val="ListNumber"/>
       </w:pPr>
       <w:r>
-        <w:t>El encabezado (nombre de la organización y título) se edita haciendo clic sobre el texto; se</w:t>
+        <w:rPr>
+          <w:b/>
+        </w:rPr>
+        <w:t>Personalizar encabezado</w:t>
+      </w:r>
+      <w:r>
+        <w:t>: organización y título del reporte. Se recuerdan en ese navegador</w:t>
       </w:r>
     </w:p>
     <w:p>
       <w:r>
-        <w:t>recuerda en ese navegador.</w:t>
+        <w:t>y se aplican al reporte, al detalle técnico y a la impresión.</w:t>
       </w:r>
     </w:p>
     <w:p>
@@ -3463,21 +4799,80 @@
         <w:pStyle w:val="ListNumber"/>
       </w:pPr>
       <w:r>
-        <w:t xml:space="preserve">Contenido: tarjetas de resumen, </w:t>
-      </w:r>
+        <w:t>Tarjetas: equipos, evaluados, disponibilidad media, cumplen / no cumplen SLA, sin indicador,</w:t>
+      </w:r>
+    </w:p>
+    <w:p>
+      <w:r>
+        <w:t>caídas, horas-equipo de caída, horas sin servicio, MTTR medio, salud normal y degradados.</w:t>
+      </w:r>
+    </w:p>
+    <w:p>
+      <w:pPr>
+        <w:pStyle w:val="ListNumber"/>
+      </w:pPr>
       <w:r>
         <w:rPr>
           <w:b/>
         </w:rPr>
-        <w:t>conclusiones automáticas</w:t>
-      </w:r>
-      <w:r>
-        <w:t xml:space="preserve"> (disponibilidad media, equipos</w:t>
+        <w:t>Conclusiones automáticas</w:t>
+      </w:r>
+      <w:r>
+        <w:t>: disponibilidad media, equipos que no cumplen, caída más larga,</w:t>
       </w:r>
     </w:p>
     <w:p>
       <w:r>
-        <w:t>que no cumplen, caída más larga, caída de mayor impacto), y una tabla por rol. Un clic en el nombre de un equipo despliega sus incidentes, indicando si fue una caída propia o de un equipo aguas arriba.</w:t>
+        <w:t>caída de mayor impacto (cuántos equipos dejó sin servicio), equipos con salud degradada.</w:t>
+      </w:r>
+    </w:p>
+    <w:p>
+      <w:pPr>
+        <w:pStyle w:val="ListNumber"/>
+      </w:pPr>
+      <w:r>
+        <w:t xml:space="preserve">Tabla: equipo, IP, grupo, </w:t>
+      </w:r>
+      <w:r>
+        <w:rPr>
+          <w:b/>
+        </w:rPr>
+        <w:t>indicador detectado</w:t>
+      </w:r>
+      <w:r>
+        <w:t xml:space="preserve"> (ICMP / SNMP / API), disponibilidad propia y</w:t>
+      </w:r>
+    </w:p>
+    <w:p>
+      <w:r>
+        <w:t xml:space="preserve">del servicio, caída, incidentes, MTTR, mayor caída, </w:t>
+      </w:r>
+      <w:r>
+        <w:rPr>
+          <w:b/>
+        </w:rPr>
+        <w:t>salud actual</w:t>
+      </w:r>
+      <w:r>
+        <w:t xml:space="preserve"> (Normal o Degradado con la cantidad de problemas no críticos activos), </w:t>
+      </w:r>
+      <w:r>
+        <w:rPr>
+          <w:b/>
+        </w:rPr>
+        <w:t>estado actual</w:t>
+      </w:r>
+      <w:r>
+        <w:t xml:space="preserve"> (Disponible, Con caída activa, Sin servicio, En mantenimiento), SLA y </w:t>
+      </w:r>
+      <w:r>
+        <w:rPr>
+          <w:b/>
+        </w:rPr>
+        <w:t>Ver detalle</w:t>
+      </w:r>
+      <w:r>
+        <w:t>. Debajo de cada equipo con caídas se despliega el detalle de incidentes indicando si fue propia o de un equipo aguas arriba.</w:t>
       </w:r>
     </w:p>
     <w:p>
@@ -3508,12 +4903,12 @@
         <w:rPr>
           <w:b/>
         </w:rPr>
-        <w:t>Imprimir / PDF</w:t>
+        <w:t>Imprimir / Guardar PDF</w:t>
       </w:r>
     </w:p>
     <w:p>
       <w:r>
-        <w:t>(A4 apaisado; en el diálogo de impresión elegir "Guardar como PDF").</w:t>
+        <w:t>(A4 apaisado; en el diálogo elegir "Guardar como PDF").</w:t>
       </w:r>
     </w:p>
     <w:p>
@@ -3527,7 +4922,7 @@
         <w:t>gerencial</w:t>
       </w:r>
       <w:r>
-        <w:t xml:space="preserve"> muestra solo disponibilidad del servicio, tiempo sin servicio, caídas y cumplimiento: pensada para rendir cuentas a la comunidad o a financiadores.</w:t>
+        <w:t xml:space="preserve"> oculta los datos técnicos (indicador, disponibilidad propia, MTTR, mayor caída): pensada para rendir cuentas a la comunidad o a financiadores.</w:t>
       </w:r>
     </w:p>
     <w:p>
@@ -3535,7 +4930,228 @@
         <w:pStyle w:val="Heading3"/>
       </w:pPr>
       <w:r>
-        <w:t>5.2 Services → SLA report</w:t>
+        <w:t>5.2 Detalle técnico de un equipo</w:t>
+      </w:r>
+    </w:p>
+    <w:p>
+      <w:r>
+        <w:t xml:space="preserve">Botón </w:t>
+      </w:r>
+      <w:r>
+        <w:rPr>
+          <w:b/>
+        </w:rPr>
+        <w:t>Ver detalle</w:t>
+      </w:r>
+      <w:r>
+        <w:t xml:space="preserve"> del reporte (o </w:t>
+      </w:r>
+      <w:r>
+        <w:rPr>
+          <w:i/>
+        </w:rPr>
+        <w:t>Detalle técnico (7 días)</w:t>
+      </w:r>
+      <w:r>
+        <w:t xml:space="preserve"> desde el modal del widget):</w:t>
+      </w:r>
+    </w:p>
+    <w:p>
+      <w:pPr>
+        <w:pStyle w:val="ListBullet"/>
+      </w:pPr>
+      <w:r>
+        <w:rPr>
+          <w:b/>
+        </w:rPr>
+        <w:t>Tarjetas</w:t>
+      </w:r>
+      <w:r>
+        <w:t>: disponibilidad propia (y por qué indicador), disponibilidad del servicio, SLA,</w:t>
+      </w:r>
+    </w:p>
+    <w:p>
+      <w:r>
+        <w:t>mantenimiento, caída propia y MTTR, problemas del período, problemas activos, tiempo afectado único (sin duplicar alertas simultáneas), horas-evento acumuladas, salud operativa y equipos dependientes.</w:t>
+      </w:r>
+    </w:p>
+    <w:p>
+      <w:pPr>
+        <w:pStyle w:val="ListBullet"/>
+      </w:pPr>
+      <w:r>
+        <w:rPr>
+          <w:b/>
+        </w:rPr>
+        <w:t>Conclusiones y recomendaciones</w:t>
+      </w:r>
+      <w:r>
+        <w:t xml:space="preserve"> según el tipo de equipo: señal pobre (revisar alineación y</w:t>
+      </w:r>
+    </w:p>
+    <w:p>
+      <w:r>
+        <w:t xml:space="preserve">obstrucciones), interferencia (cambiar frecuencia), batería en descarga (revisar panel y regulador), picos de CPU/memoria, pérdida de paquetes, problemas con </w:t>
+      </w:r>
+      <w:r>
+        <w:rPr>
+          <w:i/>
+        </w:rPr>
+        <w:t>flapping</w:t>
+      </w:r>
+      <w:r>
+        <w:t>, horas sin servicio por caídas aguas arriba.</w:t>
+      </w:r>
+    </w:p>
+    <w:p>
+      <w:pPr>
+        <w:pStyle w:val="ListBullet"/>
+      </w:pPr>
+      <w:r>
+        <w:rPr>
+          <w:b/>
+        </w:rPr>
+        <w:t>Comportamiento de recursos y enlace</w:t>
+      </w:r>
+      <w:r>
+        <w:t>: una tarjeta por métrica disponible (latencia, pérdida,</w:t>
+      </w:r>
+    </w:p>
+    <w:p>
+      <w:r>
+        <w:t xml:space="preserve">señal, SNR, CCQ, ruido, capacidad airMAX, voltaje, CPU, memoria, temperatura, clientes) con valor actual, promedio y extremo del período, estado </w:t>
+      </w:r>
+      <w:r>
+        <w:rPr>
+          <w:i/>
+        </w:rPr>
+        <w:t>Ahora</w:t>
+      </w:r>
+      <w:r>
+        <w:t xml:space="preserve"> y </w:t>
+      </w:r>
+      <w:r>
+        <w:rPr>
+          <w:i/>
+        </w:rPr>
+        <w:t>Pico</w:t>
+      </w:r>
+      <w:r>
+        <w:t xml:space="preserve">, gráfico de tendencia con las líneas de umbral y </w:t>
+      </w:r>
+      <w:r>
+        <w:rPr>
+          <w:b/>
+        </w:rPr>
+        <w:t>horas aproximadas fuera de umbral</w:t>
+      </w:r>
+      <w:r>
+        <w:t xml:space="preserve"> (advertencia / crítico).</w:t>
+      </w:r>
+    </w:p>
+    <w:p>
+      <w:pPr>
+        <w:pStyle w:val="ListBullet"/>
+      </w:pPr>
+      <w:r>
+        <w:rPr>
+          <w:b/>
+        </w:rPr>
+        <w:t>Estado de interfaces</w:t>
+      </w:r>
+      <w:r>
+        <w:t>: tarjetas (total, UP, DOWN, con errores, con cambios, tráfico total),</w:t>
+      </w:r>
+    </w:p>
+    <w:p>
+      <w:r>
+        <w:t>buscador y filtros, y por interfaz: estado, tráfico, errores máximos, cambios de estado, velocidad y diagnóstico del período (</w:t>
+      </w:r>
+      <w:r>
+        <w:rPr>
+          <w:i/>
+        </w:rPr>
+        <w:t>Estable</w:t>
+      </w:r>
+      <w:r>
+        <w:t xml:space="preserve">, </w:t>
+      </w:r>
+      <w:r>
+        <w:rPr>
+          <w:i/>
+        </w:rPr>
+        <w:t>Con errores</w:t>
+      </w:r>
+      <w:r>
+        <w:t xml:space="preserve">, </w:t>
+      </w:r>
+      <w:r>
+        <w:rPr>
+          <w:i/>
+        </w:rPr>
+        <w:t>Inestable</w:t>
+      </w:r>
+      <w:r>
+        <w:t xml:space="preserve">, </w:t>
+      </w:r>
+      <w:r>
+        <w:rPr>
+          <w:i/>
+        </w:rPr>
+        <w:t>Sin enlace</w:t>
+      </w:r>
+      <w:r>
+        <w:t>).</w:t>
+      </w:r>
+    </w:p>
+    <w:p>
+      <w:pPr>
+        <w:pStyle w:val="ListBullet"/>
+      </w:pPr>
+      <w:r>
+        <w:rPr>
+          <w:b/>
+        </w:rPr>
+        <w:t>Estaciones asociadas</w:t>
+      </w:r>
+      <w:r>
+        <w:t xml:space="preserve"> (radios): señal actual y mínima del período por estación.</w:t>
+      </w:r>
+    </w:p>
+    <w:p>
+      <w:pPr>
+        <w:pStyle w:val="ListBullet"/>
+      </w:pPr>
+      <w:r>
+        <w:rPr>
+          <w:b/>
+        </w:rPr>
+        <w:t>Problemas agrupados</w:t>
+      </w:r>
+      <w:r>
+        <w:t xml:space="preserve"> con buscador y filtros (severidad, categoría, estado): veces,</w:t>
+      </w:r>
+    </w:p>
+    <w:p>
+      <w:r>
+        <w:t xml:space="preserve">horas-evento, primero, último, reconocido y marca </w:t>
+      </w:r>
+      <w:r>
+        <w:rPr>
+          <w:b/>
+        </w:rPr>
+        <w:t>FLAPPING</w:t>
+      </w:r>
+      <w:r>
+        <w:t xml:space="preserve"> (3 o más repeticiones); al final, los eventos individuales.</w:t>
+      </w:r>
+    </w:p>
+    <w:p>
+      <w:pPr>
+        <w:pStyle w:val="Heading3"/>
+      </w:pPr>
+      <w:r>
+        <w:t>5.3 Services → SLA report</w:t>
       </w:r>
     </w:p>
     <w:p>
@@ -3777,7 +5393,18 @@
         <w:t>Monitorear un equipo por SNMP</w:t>
       </w:r>
       <w:r>
-        <w:t xml:space="preserve"> (producción): agregar el perfil </w:t>
+        <w:t xml:space="preserve">: habilitar SNMP en el equipo, comprobarlo con </w:t>
+      </w:r>
+      <w:r>
+        <w:rPr>
+          <w:rFonts w:ascii="Consolas" w:hAnsi="Consolas"/>
+          <w:color w:val="8A1C3A"/>
+          <w:sz w:val="18"/>
+        </w:rPr>
+        <w:t>bin/lagunitas probar-snmp &lt;ip&gt;</w:t>
+      </w:r>
+      <w:r>
+        <w:t xml:space="preserve">, agregar el perfil </w:t>
       </w:r>
       <w:r>
         <w:rPr>
@@ -3821,7 +5448,72 @@
         <w:t>.env</w:t>
       </w:r>
       <w:r>
-        <w:t xml:space="preserve"> y re-aprovisionar.</w:t>
+        <w:t xml:space="preserve"> y re-aprovisionar. Paso a paso por tipo de equipo en la </w:t>
+      </w:r>
+      <w:r>
+        <w:rPr>
+          <w:color w:val="0A72B8"/>
+          <w:u w:val="single"/>
+        </w:rPr>
+        <w:t>Guía de integración de equipos</w:t>
+      </w:r>
+      <w:r>
+        <w:t>.</w:t>
+      </w:r>
+    </w:p>
+    <w:p>
+      <w:r>
+        <w:rPr>
+          <w:b/>
+        </w:rPr>
+        <w:t>Agregar los equipos secundarios de un sitio</w:t>
+      </w:r>
+      <w:r>
+        <w:t xml:space="preserve"> (AP que retransmite, router del hogar): bloque </w:t>
+      </w:r>
+      <w:r>
+        <w:rPr>
+          <w:rFonts w:ascii="Consolas" w:hAnsi="Consolas"/>
+          <w:color w:val="8A1C3A"/>
+          <w:sz w:val="18"/>
+        </w:rPr>
+        <w:t>dispositivos:</w:t>
+      </w:r>
+      <w:r>
+        <w:t xml:space="preserve"> dentro del sitio (ver la guía de integración, §4.3 y §6).</w:t>
+      </w:r>
+    </w:p>
+    <w:p>
+      <w:r>
+        <w:rPr>
+          <w:b/>
+        </w:rPr>
+        <w:t>Ajustar un umbral para un solo equipo</w:t>
+      </w:r>
+      <w:r>
+        <w:t xml:space="preserve"> (por ejemplo, un enlace largo con señal naturalmente más baja): clave </w:t>
+      </w:r>
+      <w:r>
+        <w:rPr>
+          <w:rFonts w:ascii="Consolas" w:hAnsi="Consolas"/>
+          <w:color w:val="8A1C3A"/>
+          <w:sz w:val="18"/>
+        </w:rPr>
+        <w:t>macros:</w:t>
+      </w:r>
+      <w:r>
+        <w:t xml:space="preserve"> en su bloque del inventario, por ejemplo </w:t>
+      </w:r>
+      <w:r>
+        <w:rPr>
+          <w:rFonts w:ascii="Consolas" w:hAnsi="Consolas"/>
+          <w:color w:val="8A1C3A"/>
+          <w:sz w:val="18"/>
+        </w:rPr>
+        <w:t>"{$AIRMAX.SENAL.WARN}": "-78"</w:t>
+      </w:r>
+      <w:r>
+        <w:t>, y re-aprovisionar.</w:t>
       </w:r>
     </w:p>
     <w:p>
@@ -3841,7 +5533,7 @@
         <w:pStyle w:val="Heading2"/>
       </w:pPr>
       <w:r>
-        <w:t>7. Laboratorio: simulación de caídas</w:t>
+        <w:t>7. Laboratorio: simulación de caídas y fallas</w:t>
       </w:r>
     </w:p>
     <w:p>
@@ -3855,20 +5547,30 @@
           <w:rFonts w:ascii="Consolas" w:hAnsi="Consolas" w:eastAsia="Consolas"/>
           <w:sz w:val="17"/>
         </w:rPr>
-        <w:t>bin/lagunitas lab estado                     # contenedor de cada equipo</w:t>
+        <w:t>bin/lagunitas lab estado                     # contenedor y perfil simulado de cada equipo</w:t>
         <w:br/>
-        <w:t>bin/lagunitas lab caida Nodo_Kika            # un hogar queda "Sin servicio"; alerta por el nodo</w:t>
+        <w:t>bin/lagunitas lab caida Nodo_Kika            # cae el nodo y su hogar queda "Sin servicio": 1 alerta</w:t>
         <w:br/>
         <w:t>bin/lagunitas lab recuperar Nodo_Kika</w:t>
         <w:br/>
         <w:t>bin/lagunitas lab caida Union_de_los_Rios    # caída troncal: 1 alerta, el resto "Sin servicio"</w:t>
         <w:br/>
         <w:t>bin/lagunitas lab recuperar Union_de_los_Rios</w:t>
+        <w:br/>
+        <w:t>bin/lagunitas lab caida Kika --solo          # solo ese equipo, sin sus dependientes</w:t>
       </w:r>
     </w:p>
     <w:p>
       <w:r>
-        <w:t xml:space="preserve">Los contenedores se crean con reinicio automático y sin </w:t>
+        <w:rPr>
+          <w:rFonts w:ascii="Consolas" w:hAnsi="Consolas"/>
+          <w:color w:val="8A1C3A"/>
+          <w:sz w:val="18"/>
+        </w:rPr>
+        <w:t>caida</w:t>
+      </w:r>
+      <w:r>
+        <w:t xml:space="preserve"> detiene también a los equipos aguas abajo, porque en la red real pierden el camino; así se ve el efecto de las dependencias. Los contenedores se crean con reinicio automático y sin </w:t>
       </w:r>
       <w:r>
         <w:rPr>
@@ -3919,7 +5621,58 @@
         <w:t>docker start</w:t>
       </w:r>
       <w:r>
-        <w:t xml:space="preserve">. </w:t>
+        <w:t>.</w:t>
+      </w:r>
+    </w:p>
+    <w:p>
+      <w:r>
+        <w:t xml:space="preserve">Los equipos con perfil SNMP corren un </w:t>
+      </w:r>
+      <w:r>
+        <w:rPr>
+          <w:b/>
+        </w:rPr>
+        <w:t>agente SNMP simulado</w:t>
+      </w:r>
+      <w:r>
+        <w:t xml:space="preserve"> (radio AP, radio estación o router Mikrotik) con los OIDs reales del fabricante. Para ver cómo reacciona el sistema ante fallas típicas de una WISP:</w:t>
+      </w:r>
+    </w:p>
+    <w:p>
+      <w:pPr>
+        <w:spacing w:after="160"/>
+        <w:ind w:left="170"/>
+        <w:shd w:val="clear" w:color="auto" w:fill="F2F4F6"/>
+      </w:pPr>
+      <w:r>
+        <w:rPr>
+          <w:rFonts w:ascii="Consolas" w:hAnsi="Consolas" w:eastAsia="Consolas"/>
+          <w:sz w:val="17"/>
+        </w:rPr>
+        <w:t>bin/lagunitas lab escenario Walter senal-debil          # señal débil, SNR bajo</w:t>
+        <w:br/>
+        <w:t>bin/lagunitas lab escenario Mesada interferencia        # ruido alto, CCQ bajo</w:t>
+        <w:br/>
+        <w:t>bin/lagunitas lab escenario Gateway_Mikrotik bateria-baja</w:t>
+        <w:br/>
+        <w:t>bin/lagunitas lab escenario Gateway_Mikrotik sin-internet</w:t>
+        <w:br/>
+        <w:t>bin/lagunitas lab escenario Walter normal               # vuelve a valores normales</w:t>
+      </w:r>
+    </w:p>
+    <w:p>
+      <w:r>
+        <w:t xml:space="preserve">La lista completa de escenarios y las alertas que produce cada uno está en la </w:t>
+      </w:r>
+      <w:r>
+        <w:rPr>
+          <w:color w:val="0A72B8"/>
+          <w:u w:val="single"/>
+        </w:rPr>
+        <w:t>Guía de integración de equipos</w:t>
+      </w:r>
+      <w:r>
+        <w:t xml:space="preserve"> (§11). </w:t>
       </w:r>
       <w:r>
         <w:rPr>
@@ -4578,7 +6331,29 @@
         <w:t>controlador UniFi no accesible</w:t>
       </w:r>
       <w:r>
-        <w:t xml:space="preserve">, el problema es la aplicación UniFi (encendida, puerto correcto); si aparece </w:t>
+        <w:t xml:space="preserve">, el problema es la aplicación UniFi (encendida, IP y puerto correctos). En el laboratorio el controlador (UniFi OS Server) corre en la Mac del laboratorio (192.168.1.81) y el AP está en la 192.168.1.113; el puerto (hoy 11443) puede cambiar al reiniciarse UniFi OS Server: comprobarlo con </w:t>
+      </w:r>
+      <w:r>
+        <w:rPr>
+          <w:rFonts w:ascii="Consolas" w:hAnsi="Consolas"/>
+          <w:color w:val="8A1C3A"/>
+          <w:sz w:val="18"/>
+        </w:rPr>
+        <w:t>lsof -nP -iTCP -sTCP:LISTEN | grep gvproxy</w:t>
+      </w:r>
+      <w:r>
+        <w:t xml:space="preserve"> y verificar con </w:t>
+      </w:r>
+      <w:r>
+        <w:rPr>
+          <w:rFonts w:ascii="Consolas" w:hAnsi="Consolas"/>
+          <w:color w:val="8A1C3A"/>
+          <w:sz w:val="18"/>
+        </w:rPr>
+        <w:t>bin/lagunitas unifi-ids 192.168.1.81 &lt;puerto&gt;</w:t>
+      </w:r>
+      <w:r>
+        <w:t xml:space="preserve">. Si aparece </w:t>
       </w:r>
       <w:r>
         <w:rPr>
@@ -4587,7 +6362,29 @@
         <w:t>sin datos de la API</w:t>
       </w:r>
       <w:r>
-        <w:t>, revisar la API key y los IDs de site/dispositivo (macros del host).</w:t>
+        <w:t>, revisar la API key y los IDs de site/dispositivo.</w:t>
+      </w:r>
+    </w:p>
+    <w:p>
+      <w:r>
+        <w:rPr>
+          <w:b/>
+        </w:rPr>
+        <w:t>Un equipo SNMP no reporta datos de radio o energía.</w:t>
+      </w:r>
+      <w:r>
+        <w:t xml:space="preserve"> </w:t>
+      </w:r>
+      <w:r>
+        <w:rPr>
+          <w:rFonts w:ascii="Consolas" w:hAnsi="Consolas"/>
+          <w:color w:val="8A1C3A"/>
+          <w:sz w:val="18"/>
+        </w:rPr>
+        <w:t>bin/lagunitas probar-snmp &lt;ip&gt;</w:t>
+      </w:r>
+      <w:r>
+        <w:t xml:space="preserve"> muestra qué responde el equipo. Causas y soluciones en la guía de integración (§13).</w:t>
       </w:r>
     </w:p>
     <w:p>
@@ -4765,7 +6562,15 @@
         <w:br/>
         <w:t>bin/lagunitas verificar                       # salud</w:t>
         <w:br/>
-        <w:t>bin/lagunitas lab caida|recuperar &lt;equipo&gt;    # simulación</w:t>
+        <w:t>bin/lagunitas validar                         # valida el inventario (sin Zabbix)</w:t>
+        <w:br/>
+        <w:t>bin/lagunitas probar-snmp &lt;ip&gt;                # prueba SNMP antes de integrar un equipo</w:t>
+        <w:br/>
+        <w:t>bin/lagunitas unifi-ids &lt;ip&gt; &lt;puerto&gt;         # IDs de site/AP de un controlador UniFi</w:t>
+        <w:br/>
+        <w:t>bin/lagunitas lab caida|recuperar &lt;equipo&gt;    # simulación de caídas</w:t>
+        <w:br/>
+        <w:t>bin/lagunitas lab escenario &lt;equipo&gt; &lt;escenario&gt;   # simulación de fallas de radio/energía</w:t>
         <w:br/>
         <w:t>scripts/backup.sh                             # respaldo</w:t>
         <w:br/>
